--- a/invoice_template.docx
+++ b/invoice_template.docx
@@ -1456,12 +1456,80 @@
                 <w:szCs w:val="18"/>
                 <w:rtl w:val="0"/>
               </w:rPr>
-              <w:t xml:space="preserve">{{total_amount}} руб.</w:t>
-            </w:r>
-            <w:r>
-              <w:rPr>
-                <w:rtl w:val="0"/>
-              </w:rPr>
+              <w:t xml:space="preserve">{{subtotal_amount}} руб.</w:t>
+            </w:r>
+            <w:r>
+              <w:rPr>
+                <w:rtl w:val="0"/>
+              </w:rPr>
+            </w:r>
+          </w:p>
+        </w:tc>
+      </w:tr>
+      <w:tr>
+        <w:trPr>
+          <w:cantSplit w:val="0"/>
+          <w:trHeight w:val="214" w:hRule="atLeast"/>
+          <w:tblHeader w:val="0"/>
+        </w:trPr>
+        <w:tc>
+          <w:tcPr>
+            <w:tcBorders>
+              <w:top w:color="000000" w:space="0" w:sz="0" w:val="nil"/>
+              <w:left w:color="000000" w:space="0" w:sz="0" w:val="nil"/>
+              <w:bottom w:color="000000" w:space="0" w:sz="0" w:val="nil"/>
+              <w:right w:color="000000" w:space="0" w:sz="0" w:val="nil"/>
+            </w:tcBorders>
+            <w:tcMar>
+              <w:top w:w="0.0" w:type="dxa"/>
+              <w:left w:w="0.0" w:type="dxa"/>
+              <w:right w:w="0.0" w:type="dxa"/>
+            </w:tcMar>
+          </w:tcPr>
+          <w:p>
+            <w:pPr>
+              <w:spacing w:after="0" w:lineRule="auto"/>
+              <w:ind w:left="945" w:firstLine="0"/>
+              <w:rPr/>
+            </w:pPr>
+            <w:r>
+              <w:rPr>
+                <w:sz w:val="18"/>
+                <w:szCs w:val="18"/>
+                <w:rtl w:val="0"/>
+              </w:rPr>
+              <w:t xml:space="preserve">{#show_discount}Скидка {{discount_percent}}%:</w:t>
+            </w:r>
+          </w:p>
+        </w:tc>
+        <w:tc>
+          <w:tcPr>
+            <w:tcBorders>
+              <w:top w:color="000000" w:space="0" w:sz="0" w:val="nil"/>
+              <w:left w:color="000000" w:space="0" w:sz="0" w:val="nil"/>
+              <w:bottom w:color="000000" w:space="0" w:sz="0" w:val="nil"/>
+              <w:right w:color="000000" w:space="0" w:sz="0" w:val="nil"/>
+            </w:tcBorders>
+            <w:tcMar>
+              <w:top w:w="0.0" w:type="dxa"/>
+              <w:left w:w="0.0" w:type="dxa"/>
+              <w:right w:w="0.0" w:type="dxa"/>
+            </w:tcMar>
+          </w:tcPr>
+          <w:p>
+            <w:pPr>
+              <w:spacing w:after="0" w:lineRule="auto"/>
+              <w:ind w:left="28" w:firstLine="0"/>
+              <w:jc w:val="both"/>
+              <w:rPr/>
+            </w:pPr>
+            <w:r>
+              <w:rPr>
+                <w:sz w:val="18"/>
+                <w:szCs w:val="18"/>
+                <w:rtl w:val="0"/>
+              </w:rPr>
+              <w:t xml:space="preserve">-{{discount_amount}} руб.{/show_discount}</w:t>
             </w:r>
           </w:p>
         </w:tc>

--- a/invoice_template.docx
+++ b/invoice_template.docx
@@ -1188,7 +1188,7 @@
                 <w:szCs w:val="18"/>
                 <w:rtl w:val="0"/>
               </w:rPr>
-              <w:t xml:space="preserve">{{#services}}{{index}}</w:t>
+              <w:t xml:space="preserve">{{{#services}}}{{index}}</w:t>
             </w:r>
             <w:r>
               <w:rPr>
@@ -1342,7 +1342,7 @@
                 <w:szCs w:val="18"/>
                 <w:rtl w:val="0"/>
               </w:rPr>
-              <w:t xml:space="preserve">{{sum}}{{/services}}</w:t>
+              <w:t xml:space="preserve">{{sum}}{{{/services}}}</w:t>
             </w:r>
             <w:r>
               <w:rPr>
@@ -1498,7 +1498,7 @@
                 <w:szCs w:val="18"/>
                 <w:rtl w:val="0"/>
               </w:rPr>
-              <w:t xml:space="preserve">{#show_discount}Скидка {{discount_percent}}%:</w:t>
+              <w:t xml:space="preserve">{{#show_discount}}Скидка {{discount_percent}}%:</w:t>
             </w:r>
           </w:p>
         </w:tc>
@@ -1529,7 +1529,7 @@
                 <w:szCs w:val="18"/>
                 <w:rtl w:val="0"/>
               </w:rPr>
-              <w:t xml:space="preserve">-{{discount_amount}} руб.{/show_discount}</w:t>
+              <w:t xml:space="preserve">-{{discount_amount}} руб.{{/show_discount}}</w:t>
             </w:r>
           </w:p>
         </w:tc>

--- a/invoice_template.docx
+++ b/invoice_template.docx
@@ -1188,7 +1188,7 @@
                 <w:szCs w:val="18"/>
                 <w:rtl w:val="0"/>
               </w:rPr>
-              <w:t xml:space="preserve">{{{#services}}}{{index}}</w:t>
+              <w:t xml:space="preserve">{{#services}}{{index}}</w:t>
             </w:r>
             <w:r>
               <w:rPr>
@@ -1342,7 +1342,7 @@
                 <w:szCs w:val="18"/>
                 <w:rtl w:val="0"/>
               </w:rPr>
-              <w:t xml:space="preserve">{{sum}}{{{/services}}}</w:t>
+              <w:t xml:space="preserve">{{sum}}{{/services}}</w:t>
             </w:r>
             <w:r>
               <w:rPr>

--- a/invoice_template.docx
+++ b/invoice_template.docx
@@ -230,7 +230,7 @@
                 <w:szCs w:val="18"/>
                 <w:rtl w:val="0"/>
               </w:rPr>
-              <w:t xml:space="preserve">044525104</w:t>
+              <w:t xml:space="preserve">{{ex_bik}}</w:t>
             </w:r>
             <w:r>
               <w:rPr>
@@ -251,7 +251,7 @@
                 <w:szCs w:val="18"/>
                 <w:rtl w:val="0"/>
               </w:rPr>
-              <w:t xml:space="preserve">30101810745374525104</w:t>
+              <w:t xml:space="preserve">{{ex_ks}}</w:t>
             </w:r>
             <w:r>
               <w:rPr>
@@ -502,7 +502,7 @@
                 <w:szCs w:val="18"/>
                 <w:rtl w:val="0"/>
               </w:rPr>
-              <w:t xml:space="preserve">2902092123</w:t>
+              <w:t xml:space="preserve">{{ex_inn}}</w:t>
             </w:r>
             <w:r>
               <w:rPr>
@@ -561,7 +561,7 @@
                 <w:szCs w:val="18"/>
                 <w:rtl w:val="0"/>
               </w:rPr>
-              <w:t xml:space="preserve">290201001</w:t>
+              <w:t xml:space="preserve">{{ex_kpp}}</w:t>
             </w:r>
             <w:r>
               <w:rPr>
@@ -623,7 +623,7 @@
                 <w:szCs w:val="18"/>
                 <w:rtl w:val="0"/>
               </w:rPr>
-              <w:t xml:space="preserve">40702810720000170264</w:t>
+              <w:t xml:space="preserve">{{ex_rs}}</w:t>
             </w:r>
             <w:r>
               <w:rPr>
@@ -661,7 +661,7 @@
                 <w:szCs w:val="18"/>
                 <w:rtl w:val="0"/>
               </w:rPr>
-              <w:t xml:space="preserve">ООО «ОПТИМА»</w:t>
+              <w:t xml:space="preserve">{{ex_name}}</w:t>
             </w:r>
             <w:r>
               <w:rPr>
@@ -850,7 +850,7 @@
           <w:szCs w:val="18"/>
           <w:rtl w:val="0"/>
         </w:rPr>
-        <w:t xml:space="preserve">ООО «ОПТИМА», ИНН </w:t>
+        <w:t xml:space="preserve">{{ex_name}}, ИНН </w:t>
       </w:r>
       <w:r>
         <w:rPr>
@@ -861,7 +861,7 @@
           <w:szCs w:val="18"/>
           <w:rtl w:val="0"/>
         </w:rPr>
-        <w:t xml:space="preserve">2902092123,</w:t>
+        <w:t xml:space="preserve">{{ex_inn}},</w:t>
       </w:r>
       <w:r>
         <w:rPr>
@@ -882,7 +882,7 @@
           <w:szCs w:val="18"/>
           <w:rtl w:val="0"/>
         </w:rPr>
-        <w:t xml:space="preserve">290201001</w:t>
+        <w:t xml:space="preserve">{{ex_kpp}}</w:t>
       </w:r>
       <w:r>
         <w:rPr>
@@ -902,7 +902,7 @@
           <w:szCs w:val="18"/>
           <w:rtl w:val="0"/>
         </w:rPr>
-        <w:t xml:space="preserve">164520, Архангельская область, г Северодвинск, Первомайская ул, д. 16 </w:t>
+        <w:t xml:space="preserve">{{ex_address}} </w:t>
       </w:r>
       <w:r>
         <w:rPr>
@@ -2005,7 +2005,7 @@
                                     <w:sz w:val="18"/>
                                     <w:vertAlign w:val="baseline"/>
                                   </w:rPr>
-                                  <w:t xml:space="preserve">Горелкина Г.В.</w:t>
+                                  <w:t xml:space="preserve">{{ex_dir_short}}</w:t>
                                 </w:r>
                               </w:p>
                             </w:txbxContent>

--- a/invoice_template.docx
+++ b/invoice_template.docx
@@ -108,7 +108,7 @@
                 <w:szCs w:val="18"/>
                 <w:rtl w:val="0"/>
               </w:rPr>
-              <w:t xml:space="preserve">ООО «Банк Точка» г. Москва</w:t>
+              <w:t xml:space="preserve">{{ex_bank}}</w:t>
             </w:r>
             <w:r>
               <w:rPr>

--- a/invoice_template.docx
+++ b/invoice_template.docx
@@ -1474,6 +1474,7 @@
         </w:trPr>
         <w:tc>
           <w:tcPr>
+            <w:gridSpan w:val="5"/>
             <w:tcBorders>
               <w:top w:color="000000" w:space="0" w:sz="0" w:val="nil"/>
               <w:left w:color="000000" w:space="0" w:sz="0" w:val="nil"/>

--- a/invoice_template.docx
+++ b/invoice_template.docx
@@ -1174,6 +1174,7 @@
               <w:bottom w:color="000001" w:space="0" w:sz="4" w:val="single"/>
               <w:right w:color="000001" w:space="0" w:sz="4" w:val="single"/>
             </w:tcBorders>
+            <w:noWrap/>
           </w:tcPr>
           <w:p>
             <w:pPr>

--- a/invoice_template.docx
+++ b/invoice_template.docx
@@ -914,6 +914,13 @@
         </w:rPr>
         <w:t xml:space="preserve">, тел.: +7 495 507-09-79 </w:t>
       </w:r>
+    </w:p>
+    <w:p>
+      <w:pPr>
+        <w:spacing w:after="206" w:lineRule="auto"/>
+        <w:ind w:left="218" w:firstLine="0"/>
+        <w:rPr/>
+      </w:pPr>
       <w:r>
         <w:rPr>
           <w:sz w:val="18"/>
